--- a/ky/wisdom-stories/give-to-me-last.docx
+++ b/ky/wisdom-stories/give-to-me-last.docx
@@ -13,7 +13,7 @@
     </w:p>
     <w:p>
       <w:r>
-        <w:t>Түрк элдеринде айтылып келген делген мындай бир дуба бар:</w:t>
+        <w:t>Түрк элдеринде айтылып келет делген мындай бир дуба бар:</w:t>
       </w:r>
     </w:p>
     <w:p>
